--- a/demo_docs/ja_clinical/01_protocol_synopsis_ja.docx
+++ b/demo_docs/ja_clinical/01_protocol_synopsis_ja.docx
@@ -19,11 +19,27 @@
       </w:r>
     </w:p>
     <w:p>
+      <w:r>
+        <w:rPr>
+          <w:sz w:val="22"/>
+        </w:rPr>
+        <w:t>本概要は、ICH E6 (R2) Good Clinical Practice ガイドラインおよび医薬品、医療機器等の品質、有効性及び安全性の確保等に関する法律 (医薬品医療機器等法)に基づいて作成されている。</w:t>
+      </w:r>
+    </w:p>
+    <w:p>
       <w:pPr>
         <w:pStyle w:val="Heading1"/>
       </w:pPr>
       <w:r>
-        <w:t>1. 試験の背景と根拠</w:t>
+        <w:t>1. 治験の背景および根拠</w:t>
+      </w:r>
+    </w:p>
+    <w:p>
+      <w:pPr>
+        <w:pStyle w:val="Heading2"/>
+      </w:pPr>
+      <w:r>
+        <w:t>1.1 疾患背景</w:t>
       </w:r>
     </w:p>
     <w:p>
@@ -31,7 +47,7 @@
         <w:rPr>
           <w:sz w:val="22"/>
         </w:rPr>
-        <w:t>本疾患領域における現行の標準治療は奏効率が不十分であり、無増悪生存期間の中央値は約6.2か月に留まっている。DBX-101は新規経路を標的とする小分子化合物であり、非臨床試験において用量依存的な腫瘍増殖抑制作用が確認されている。</w:t>
+        <w:t>本疾患領域における現行の標準治療は、5年生存率が約35%に留まっており、新規治療選択肢に対する強い医療ニーズが存在する。特に標準的な一次治療に不応となった患者では、二次治療以降の選択肢が限られており、予後改善に寄与する新規作用機序の薬剤が求められている。</w:t>
       </w:r>
     </w:p>
     <w:p>
@@ -39,7 +55,47 @@
         <w:rPr>
           <w:sz w:val="22"/>
         </w:rPr>
-        <w:t>本試験は、標準治療に不応または不耐となった患者を対象に、DBX-101の有効性と安全性を評価することを目的とする。本試験の結果は、後続の第III相試験の設計に用いられる。</w:t>
+        <w:t>近年、当該経路を標的とする分子標的治療の可能性が示唆されており、複数の前臨床研究において腫瘍増殖抑制作用が報告されている。臨床開発においては、単剤療法および併用療法の両方向で開発が進められている。</w:t>
+      </w:r>
+    </w:p>
+    <w:p>
+      <w:pPr>
+        <w:pStyle w:val="Heading2"/>
+      </w:pPr>
+      <w:r>
+        <w:t>1.2 DBX-101 の作用機序</w:t>
+      </w:r>
+    </w:p>
+    <w:p>
+      <w:r>
+        <w:rPr>
+          <w:sz w:val="22"/>
+        </w:rPr>
+        <w:t>DBX-101 は新規経路を選択的に阻害する小分子化合物であり、生化学的アッセイにおいて標的酵素に対するIC50値は 8.4 nMであることが確認されている。細胞株実験では、対象疾患由来細胞株において用量依存的な増殖抑制作用が観察されている。</w:t>
+      </w:r>
+    </w:p>
+    <w:p>
+      <w:r>
+        <w:rPr>
+          <w:sz w:val="22"/>
+        </w:rPr>
+        <w:t>動物モデルにおいては、経口投与により腫瘍縮小効果が確認されており、薬物動態学的にはヒト用量に換算して 200 mg/day 前後で有効血中濃度に到達すると予測されている。第I相試験 (DBX101-JP-001) では、100 mg および 200 mg 用量で忍容性が確認された。</w:t>
+      </w:r>
+    </w:p>
+    <w:p>
+      <w:pPr>
+        <w:pStyle w:val="Heading2"/>
+      </w:pPr>
+      <w:r>
+        <w:t>1.3 本試験実施の根拠</w:t>
+      </w:r>
+    </w:p>
+    <w:p>
+      <w:r>
+        <w:rPr>
+          <w:sz w:val="22"/>
+        </w:rPr>
+        <w:t>第I相試験の結果を踏まえ、本試験では、標準治療に不応または不耐となった患者を対象に、DBX-101の有効性と安全性を無作為化比較試験により評価する。得られた結果は、後続の第III相試験の症例数設計、投与量選択、およびエンドポイント設定に用いられる。</w:t>
       </w:r>
     </w:p>
     <w:p>
@@ -47,7 +103,15 @@
         <w:pStyle w:val="Heading1"/>
       </w:pPr>
       <w:r>
-        <w:t>2. 主要評価項目および副次評価項目</w:t>
+        <w:t>2. 治験の目的</w:t>
+      </w:r>
+    </w:p>
+    <w:p>
+      <w:pPr>
+        <w:pStyle w:val="Heading2"/>
+      </w:pPr>
+      <w:r>
+        <w:t>2.1 主要目的</w:t>
       </w:r>
     </w:p>
     <w:p>
@@ -55,7 +119,87 @@
         <w:rPr>
           <w:sz w:val="22"/>
         </w:rPr>
-        <w:t>主要評価項目は無増悪生存期間 (PFS) とし、独立中央判定 (BICR) にて評価する。副次評価項目は、全生存期間 (OS)、客観的奏効率 (ORR)、および有害事象の発現頻度とする。</w:t>
+        <w:t>DBX-101 (100 mgおよび200 mgの2用量) の、標準治療との比較における無増悪生存期間 (PFS) の延長効果を評価する。</w:t>
+      </w:r>
+    </w:p>
+    <w:p>
+      <w:pPr>
+        <w:pStyle w:val="Heading2"/>
+      </w:pPr>
+      <w:r>
+        <w:t>2.2 副次目的</w:t>
+      </w:r>
+    </w:p>
+    <w:p>
+      <w:r>
+        <w:rPr>
+          <w:sz w:val="22"/>
+        </w:rPr>
+        <w:t>以下の副次目的を評価する:</w:t>
+      </w:r>
+    </w:p>
+    <w:p>
+      <w:r>
+        <w:rPr>
+          <w:sz w:val="22"/>
+        </w:rPr>
+        <w:t>① 全生存期間 (OS) の延長効果</w:t>
+      </w:r>
+    </w:p>
+    <w:p>
+      <w:r>
+        <w:rPr>
+          <w:sz w:val="22"/>
+        </w:rPr>
+        <w:t>② 客観的奏効率 (ORR) および奏効期間 (DOR) の改善</w:t>
+      </w:r>
+    </w:p>
+    <w:p>
+      <w:r>
+        <w:rPr>
+          <w:sz w:val="22"/>
+        </w:rPr>
+        <w:t>③ 病勢制御率 (DCR) の改善</w:t>
+      </w:r>
+    </w:p>
+    <w:p>
+      <w:r>
+        <w:rPr>
+          <w:sz w:val="22"/>
+        </w:rPr>
+        <w:t>④ 患者報告アウトカム (PRO) に対する影響</w:t>
+      </w:r>
+    </w:p>
+    <w:p>
+      <w:r>
+        <w:rPr>
+          <w:sz w:val="22"/>
+        </w:rPr>
+        <w:t>⑤ 安全性プロファイルの確認 (CTCAE Grade別発現頻度)</w:t>
+      </w:r>
+    </w:p>
+    <w:p>
+      <w:r>
+        <w:rPr>
+          <w:sz w:val="22"/>
+        </w:rPr>
+        <w:t>⑥ 薬物動態パラメータ (Cmax、AUC、t1/2) の推定</w:t>
+      </w:r>
+    </w:p>
+    <w:p>
+      <w:pPr>
+        <w:pStyle w:val="Heading2"/>
+      </w:pPr>
+      <w:r>
+        <w:t>2.3 探索的目的</w:t>
+      </w:r>
+    </w:p>
+    <w:p>
+      <w:r>
+        <w:rPr>
+          <w:sz w:val="22"/>
+        </w:rPr>
+        <w:t>腫瘍組織および血漿検体を用いたバイオマーカー解析を実施し、DBX-101の効果予測因子および耐性因子の同定を試みる。また、循環腫瘍DNA (ctDNA) の変化と臨床効果の相関を探索する。</w:t>
       </w:r>
     </w:p>
     <w:p>
@@ -63,7 +207,525 @@
         <w:pStyle w:val="Heading1"/>
       </w:pPr>
       <w:r>
-        <w:t>3. 用法・用量および投与スケジュール</w:t>
+        <w:t>3. 治験デザイン</w:t>
+      </w:r>
+    </w:p>
+    <w:p>
+      <w:r>
+        <w:rPr>
+          <w:sz w:val="22"/>
+        </w:rPr>
+        <w:t>本試験は、多施設共同、無作為化、二重盲検、対照群設定の第II相試験である。適格患者は、1:1:1の比率でDBX-101 100 mg群、DBX-101 200 mg群、または対照群 (標準治療) に無作為に割付けられる。</w:t>
+      </w:r>
+    </w:p>
+    <w:p>
+      <w:r>
+        <w:rPr>
+          <w:sz w:val="22"/>
+        </w:rPr>
+        <w:t>無作為化は施設、ECOGパフォーマンスステータス (0 vs 1)、および前治療レジメン数 (1 vs 2以上)を層別因子として実施する。二重盲検性を維持するため、対照群には対応するプラセボが投与される。</w:t>
+      </w:r>
+    </w:p>
+    <w:tbl>
+      <w:tblPr>
+        <w:tblStyle w:val="LightGrid-Accent1"/>
+        <w:tblW w:type="auto" w:w="0"/>
+        <w:tblLook w:firstColumn="1" w:firstRow="1" w:lastColumn="0" w:lastRow="0" w:noHBand="0" w:noVBand="1" w:val="04A0"/>
+      </w:tblPr>
+      <w:tblGrid>
+        <w:gridCol w:w="4320"/>
+        <w:gridCol w:w="4320"/>
+      </w:tblGrid>
+      <w:tr>
+        <w:tc>
+          <w:tcPr>
+            <w:tcW w:type="dxa" w:w="4320"/>
+            <w:shd w:val="clear" w:color="auto" w:fill="D9E2F3"/>
+            <w:vAlign w:val="center"/>
+          </w:tcPr>
+          <w:p>
+            <w:r>
+              <w:rPr>
+                <w:b/>
+                <w:sz w:val="20"/>
+              </w:rPr>
+              <w:t>項目</w:t>
+            </w:r>
+          </w:p>
+        </w:tc>
+        <w:tc>
+          <w:tcPr>
+            <w:tcW w:type="dxa" w:w="4320"/>
+            <w:shd w:val="clear" w:color="auto" w:fill="D9E2F3"/>
+            <w:vAlign w:val="center"/>
+          </w:tcPr>
+          <w:p>
+            <w:r>
+              <w:rPr>
+                <w:b/>
+                <w:sz w:val="20"/>
+              </w:rPr>
+              <w:t>内容</w:t>
+            </w:r>
+          </w:p>
+        </w:tc>
+      </w:tr>
+      <w:tr>
+        <w:tc>
+          <w:tcPr>
+            <w:tcW w:type="dxa" w:w="4320"/>
+            <w:vAlign w:val="center"/>
+          </w:tcPr>
+          <w:p>
+            <w:r>
+              <w:rPr>
+                <w:sz w:val="20"/>
+              </w:rPr>
+              <w:t>試験相</w:t>
+            </w:r>
+          </w:p>
+        </w:tc>
+        <w:tc>
+          <w:tcPr>
+            <w:tcW w:type="dxa" w:w="4320"/>
+            <w:vAlign w:val="center"/>
+          </w:tcPr>
+          <w:p>
+            <w:r>
+              <w:rPr>
+                <w:sz w:val="20"/>
+              </w:rPr>
+              <w:t>第II相</w:t>
+            </w:r>
+          </w:p>
+        </w:tc>
+      </w:tr>
+      <w:tr>
+        <w:tc>
+          <w:tcPr>
+            <w:tcW w:type="dxa" w:w="4320"/>
+            <w:vAlign w:val="center"/>
+          </w:tcPr>
+          <w:p>
+            <w:r>
+              <w:rPr>
+                <w:sz w:val="20"/>
+              </w:rPr>
+              <w:t>試験タイプ</w:t>
+            </w:r>
+          </w:p>
+        </w:tc>
+        <w:tc>
+          <w:tcPr>
+            <w:tcW w:type="dxa" w:w="4320"/>
+            <w:vAlign w:val="center"/>
+          </w:tcPr>
+          <w:p>
+            <w:r>
+              <w:rPr>
+                <w:sz w:val="20"/>
+              </w:rPr>
+              <w:t>介入試験</w:t>
+            </w:r>
+          </w:p>
+        </w:tc>
+      </w:tr>
+      <w:tr>
+        <w:tc>
+          <w:tcPr>
+            <w:tcW w:type="dxa" w:w="4320"/>
+            <w:vAlign w:val="center"/>
+          </w:tcPr>
+          <w:p>
+            <w:r>
+              <w:rPr>
+                <w:sz w:val="20"/>
+              </w:rPr>
+              <w:t>デザイン</w:t>
+            </w:r>
+          </w:p>
+        </w:tc>
+        <w:tc>
+          <w:tcPr>
+            <w:tcW w:type="dxa" w:w="4320"/>
+            <w:vAlign w:val="center"/>
+          </w:tcPr>
+          <w:p>
+            <w:r>
+              <w:rPr>
+                <w:sz w:val="20"/>
+              </w:rPr>
+              <w:t>多施設共同、無作為化、二重盲検、対照群比較</w:t>
+            </w:r>
+          </w:p>
+        </w:tc>
+      </w:tr>
+      <w:tr>
+        <w:tc>
+          <w:tcPr>
+            <w:tcW w:type="dxa" w:w="4320"/>
+            <w:vAlign w:val="center"/>
+          </w:tcPr>
+          <w:p>
+            <w:r>
+              <w:rPr>
+                <w:sz w:val="20"/>
+              </w:rPr>
+              <w:t>割付比率</w:t>
+            </w:r>
+          </w:p>
+        </w:tc>
+        <w:tc>
+          <w:tcPr>
+            <w:tcW w:type="dxa" w:w="4320"/>
+            <w:vAlign w:val="center"/>
+          </w:tcPr>
+          <w:p>
+            <w:r>
+              <w:rPr>
+                <w:sz w:val="20"/>
+              </w:rPr>
+              <w:t>1 : 1 : 1</w:t>
+            </w:r>
+          </w:p>
+        </w:tc>
+      </w:tr>
+      <w:tr>
+        <w:tc>
+          <w:tcPr>
+            <w:tcW w:type="dxa" w:w="4320"/>
+            <w:vAlign w:val="center"/>
+          </w:tcPr>
+          <w:p>
+            <w:r>
+              <w:rPr>
+                <w:sz w:val="20"/>
+              </w:rPr>
+              <w:t>層別因子</w:t>
+            </w:r>
+          </w:p>
+        </w:tc>
+        <w:tc>
+          <w:tcPr>
+            <w:tcW w:type="dxa" w:w="4320"/>
+            <w:vAlign w:val="center"/>
+          </w:tcPr>
+          <w:p>
+            <w:r>
+              <w:rPr>
+                <w:sz w:val="20"/>
+              </w:rPr>
+              <w:t>施設、ECOG PS (0 vs 1)、前治療数 (1 vs 2+)</w:t>
+            </w:r>
+          </w:p>
+        </w:tc>
+      </w:tr>
+      <w:tr>
+        <w:tc>
+          <w:tcPr>
+            <w:tcW w:type="dxa" w:w="4320"/>
+            <w:vAlign w:val="center"/>
+          </w:tcPr>
+          <w:p>
+            <w:r>
+              <w:rPr>
+                <w:sz w:val="20"/>
+              </w:rPr>
+              <w:t>予定登録数</w:t>
+            </w:r>
+          </w:p>
+        </w:tc>
+        <w:tc>
+          <w:tcPr>
+            <w:tcW w:type="dxa" w:w="4320"/>
+            <w:vAlign w:val="center"/>
+          </w:tcPr>
+          <w:p>
+            <w:r>
+              <w:rPr>
+                <w:sz w:val="20"/>
+              </w:rPr>
+              <w:t>180例 (60例 × 3群)</w:t>
+            </w:r>
+          </w:p>
+        </w:tc>
+      </w:tr>
+      <w:tr>
+        <w:tc>
+          <w:tcPr>
+            <w:tcW w:type="dxa" w:w="4320"/>
+            <w:vAlign w:val="center"/>
+          </w:tcPr>
+          <w:p>
+            <w:r>
+              <w:rPr>
+                <w:sz w:val="20"/>
+              </w:rPr>
+              <w:t>予定試験期間</w:t>
+            </w:r>
+          </w:p>
+        </w:tc>
+        <w:tc>
+          <w:tcPr>
+            <w:tcW w:type="dxa" w:w="4320"/>
+            <w:vAlign w:val="center"/>
+          </w:tcPr>
+          <w:p>
+            <w:r>
+              <w:rPr>
+                <w:sz w:val="20"/>
+              </w:rPr>
+              <w:t>登録開始から3年間 (登録期間2年 + 追跡1年)</w:t>
+            </w:r>
+          </w:p>
+        </w:tc>
+      </w:tr>
+      <w:tr>
+        <w:tc>
+          <w:tcPr>
+            <w:tcW w:type="dxa" w:w="4320"/>
+            <w:vAlign w:val="center"/>
+          </w:tcPr>
+          <w:p>
+            <w:r>
+              <w:rPr>
+                <w:sz w:val="20"/>
+              </w:rPr>
+              <w:t>中間解析</w:t>
+            </w:r>
+          </w:p>
+        </w:tc>
+        <w:tc>
+          <w:tcPr>
+            <w:tcW w:type="dxa" w:w="4320"/>
+            <w:vAlign w:val="center"/>
+          </w:tcPr>
+          <w:p>
+            <w:r>
+              <w:rPr>
+                <w:sz w:val="20"/>
+              </w:rPr>
+              <w:t>PFSイベント発生70%時点で1回実施</w:t>
+            </w:r>
+          </w:p>
+        </w:tc>
+      </w:tr>
+    </w:tbl>
+    <w:p/>
+    <w:p>
+      <w:pPr>
+        <w:pStyle w:val="Heading1"/>
+      </w:pPr>
+      <w:r>
+        <w:t>4. 対象患者</w:t>
+      </w:r>
+    </w:p>
+    <w:p>
+      <w:pPr>
+        <w:pStyle w:val="Heading2"/>
+      </w:pPr>
+      <w:r>
+        <w:t>4.1 選択基準</w:t>
+      </w:r>
+    </w:p>
+    <w:p>
+      <w:r>
+        <w:rPr>
+          <w:sz w:val="22"/>
+        </w:rPr>
+        <w:t>以下の全てを満たす患者を組み入れる:</w:t>
+      </w:r>
+    </w:p>
+    <w:p>
+      <w:r>
+        <w:rPr>
+          <w:sz w:val="22"/>
+        </w:rPr>
+        <w:t>① 同意取得時に20歳以上85歳以下の成人男女</w:t>
+      </w:r>
+    </w:p>
+    <w:p>
+      <w:r>
+        <w:rPr>
+          <w:sz w:val="22"/>
+        </w:rPr>
+        <w:t>② 組織学的または細胞学的に対象疾患と確定診断されていること</w:t>
+      </w:r>
+    </w:p>
+    <w:p>
+      <w:r>
+        <w:rPr>
+          <w:sz w:val="22"/>
+        </w:rPr>
+        <w:t>③ RECIST v1.1 基準による測定可能病変を1つ以上有すること</w:t>
+      </w:r>
+    </w:p>
+    <w:p>
+      <w:r>
+        <w:rPr>
+          <w:sz w:val="22"/>
+        </w:rPr>
+        <w:t>④ ECOG パフォーマンスステータスが 0 または 1 であること</w:t>
+      </w:r>
+    </w:p>
+    <w:p>
+      <w:r>
+        <w:rPr>
+          <w:sz w:val="22"/>
+        </w:rPr>
+        <w:t>⑤ 標準治療に不応または不耐となった患者 (前治療 1〜4 レジメン)</w:t>
+      </w:r>
+    </w:p>
+    <w:p>
+      <w:r>
+        <w:rPr>
+          <w:sz w:val="22"/>
+        </w:rPr>
+        <w:t>⑥ 予測生存期間が3か月以上であること</w:t>
+      </w:r>
+    </w:p>
+    <w:p>
+      <w:r>
+        <w:rPr>
+          <w:sz w:val="22"/>
+        </w:rPr>
+        <w:t>⑦ 十分な臓器機能を有すること (詳細は治験実施計画書本文に記載)</w:t>
+      </w:r>
+    </w:p>
+    <w:p>
+      <w:r>
+        <w:rPr>
+          <w:sz w:val="22"/>
+        </w:rPr>
+        <w:t>⑧ 経口投与が可能であること</w:t>
+      </w:r>
+    </w:p>
+    <w:p>
+      <w:r>
+        <w:rPr>
+          <w:sz w:val="22"/>
+        </w:rPr>
+        <w:t>⑨ 妊娠可能な女性および女性パートナーを有する男性は避妊に同意すること</w:t>
+      </w:r>
+    </w:p>
+    <w:p>
+      <w:r>
+        <w:rPr>
+          <w:sz w:val="22"/>
+        </w:rPr>
+        <w:t>⑩ 本人による文書同意が取得できていること</w:t>
+      </w:r>
+    </w:p>
+    <w:p>
+      <w:pPr>
+        <w:pStyle w:val="Heading2"/>
+      </w:pPr>
+      <w:r>
+        <w:t>4.2 除外基準</w:t>
+      </w:r>
+    </w:p>
+    <w:p>
+      <w:r>
+        <w:rPr>
+          <w:sz w:val="22"/>
+        </w:rPr>
+        <w:t>以下のいずれかに該当する患者は除外する:</w:t>
+      </w:r>
+    </w:p>
+    <w:p>
+      <w:r>
+        <w:rPr>
+          <w:sz w:val="22"/>
+        </w:rPr>
+        <w:t>① 妊娠中または授乳中の女性</w:t>
+      </w:r>
+    </w:p>
+    <w:p>
+      <w:r>
+        <w:rPr>
+          <w:sz w:val="22"/>
+        </w:rPr>
+        <w:t>② 活動性の二次悪性腫瘍を有する患者 (適切に治療された皮膚基底細胞癌等を除く)</w:t>
+      </w:r>
+    </w:p>
+    <w:p>
+      <w:r>
+        <w:rPr>
+          <w:sz w:val="22"/>
+        </w:rPr>
+        <w:t>③ 中枢神経系転移を有し、症候性かつ治療されていない患者</w:t>
+      </w:r>
+    </w:p>
+    <w:p>
+      <w:r>
+        <w:rPr>
+          <w:sz w:val="22"/>
+        </w:rPr>
+        <w:t>④ コントロール不良な心血管疾患 (登録前6か月以内の心筋梗塞、不安定狭心症等) を有する患者</w:t>
+      </w:r>
+    </w:p>
+    <w:p>
+      <w:r>
+        <w:rPr>
+          <w:sz w:val="22"/>
+        </w:rPr>
+        <w:t>⑤ 臨床的に問題となる不整脈 (QTc延長を含む) を有する患者</w:t>
+      </w:r>
+    </w:p>
+    <w:p>
+      <w:r>
+        <w:rPr>
+          <w:sz w:val="22"/>
+        </w:rPr>
+        <w:t>⑥ 活動性の感染症 (HIV、HBV、HCV、活動性結核) を有する患者</w:t>
+      </w:r>
+    </w:p>
+    <w:p>
+      <w:r>
+        <w:rPr>
+          <w:sz w:val="22"/>
+        </w:rPr>
+        <w:t>⑦ 試験薬剤の成分に対する既知の過敏症を有する患者</w:t>
+      </w:r>
+    </w:p>
+    <w:p>
+      <w:r>
+        <w:rPr>
+          <w:sz w:val="22"/>
+        </w:rPr>
+        <w:t>⑧ 前治療の毒性が Grade 1 以下に回復していない患者 (脱毛等を除く)</w:t>
+      </w:r>
+    </w:p>
+    <w:p>
+      <w:r>
+        <w:rPr>
+          <w:sz w:val="22"/>
+        </w:rPr>
+        <w:t>⑨ 登録前 14 日以内に他の治験薬による治療を受けた患者</w:t>
+      </w:r>
+    </w:p>
+    <w:p>
+      <w:r>
+        <w:rPr>
+          <w:sz w:val="22"/>
+        </w:rPr>
+        <w:t>⑩ 治験実施計画書の遵守が困難と判断される精神疾患を有する患者</w:t>
+      </w:r>
+    </w:p>
+    <w:p>
+      <w:r>
+        <w:rPr>
+          <w:sz w:val="22"/>
+        </w:rPr>
+        <w:t>⑪ その他、治験責任医師が不適当と判断した患者</w:t>
+      </w:r>
+    </w:p>
+    <w:p>
+      <w:pPr>
+        <w:pStyle w:val="Heading1"/>
+      </w:pPr>
+      <w:r>
+        <w:t>5. 用法・用量および投与スケジュール</w:t>
       </w:r>
     </w:p>
     <w:tbl>
@@ -172,7 +834,7 @@
               <w:rPr>
                 <w:sz w:val="20"/>
               </w:rPr>
-              <w:t>低用量群</w:t>
+              <w:t>低用量群 (100 mg)</w:t>
             </w:r>
           </w:p>
         </w:tc>
@@ -214,7 +876,7 @@
               <w:rPr>
                 <w:sz w:val="20"/>
               </w:rPr>
-              <w:t>1日1回</w:t>
+              <w:t>1日1回 (朝食後)</w:t>
             </w:r>
           </w:p>
         </w:tc>
@@ -244,7 +906,7 @@
               <w:rPr>
                 <w:sz w:val="20"/>
               </w:rPr>
-              <w:t>高用量群</w:t>
+              <w:t>高用量群 (200 mg)</w:t>
             </w:r>
           </w:p>
         </w:tc>
@@ -286,7 +948,7 @@
               <w:rPr>
                 <w:sz w:val="20"/>
               </w:rPr>
-              <w:t>1日1回</w:t>
+              <w:t>1日1回 (朝食後)</w:t>
             </w:r>
           </w:p>
         </w:tc>
@@ -358,7 +1020,7 @@
               <w:rPr>
                 <w:sz w:val="20"/>
               </w:rPr>
-              <w:t>指定なし</w:t>
+              <w:t>各薬剤の添付文書に従う</w:t>
             </w:r>
           </w:p>
         </w:tc>
@@ -381,10 +1043,10 @@
     <w:p/>
     <w:p>
       <w:pPr>
-        <w:pStyle w:val="Heading1"/>
+        <w:pStyle w:val="Heading2"/>
       </w:pPr>
       <w:r>
-        <w:t>4. 対象患者と選択・除外基準</w:t>
+        <w:t>5.1 用量調整基準</w:t>
       </w:r>
     </w:p>
     <w:p>
@@ -392,23 +1054,7 @@
         <w:rPr>
           <w:sz w:val="22"/>
         </w:rPr>
-        <w:t>選択基準: 20歳以上の成人、Eastern Cooperative Oncology Group (ECOG) パフォーマンスステータス 0-1、組織学的または細胞学的に確定診断された対象疾患を有すること、および測定可能病変を有すること。</w:t>
-      </w:r>
-    </w:p>
-    <w:p>
-      <w:r>
-        <w:rPr>
-          <w:sz w:val="22"/>
-        </w:rPr>
-        <w:t>除外基準: 妊娠中または授乳中の女性、活動性の二次悪性腫瘍を有する患者、コントロール不良な心血管疾患を有する患者、および試験薬剤の成分に対する既知の過敏症を有する患者。</w:t>
-      </w:r>
-    </w:p>
-    <w:p>
-      <w:pPr>
-        <w:pStyle w:val="Heading1"/>
-      </w:pPr>
-      <w:r>
-        <w:t>5. 患者背景 (想定)</w:t>
+        <w:t>有害事象の重症度に応じて、以下の基準に従い用量調整または休薬を行う。Grade 3 以上の非血液毒性、または Grade 4 の血液毒性が発現した場合は、Grade 1 以下に回復するまで休薬する。休薬期間が 21 日を超える場合は、投与を永続的に中止する。</w:t>
       </w:r>
     </w:p>
     <w:tbl>
@@ -436,7 +1082,7 @@
                 <w:b/>
                 <w:sz w:val="20"/>
               </w:rPr>
-              <w:t>項目</w:t>
+              <w:t>有害事象</w:t>
             </w:r>
           </w:p>
         </w:tc>
@@ -452,7 +1098,7 @@
                 <w:b/>
                 <w:sz w:val="20"/>
               </w:rPr>
-              <w:t>低用量群 (n=60)</w:t>
+              <w:t>初回発現</w:t>
             </w:r>
           </w:p>
         </w:tc>
@@ -468,7 +1114,7 @@
                 <w:b/>
                 <w:sz w:val="20"/>
               </w:rPr>
-              <w:t>高用量群 (n=60)</w:t>
+              <w:t>2回目発現</w:t>
             </w:r>
           </w:p>
         </w:tc>
@@ -484,7 +1130,7 @@
                 <w:b/>
                 <w:sz w:val="20"/>
               </w:rPr>
-              <w:t>対照群 (n=60)</w:t>
+              <w:t>3回目発現</w:t>
             </w:r>
           </w:p>
         </w:tc>
@@ -500,7 +1146,7 @@
               <w:rPr>
                 <w:sz w:val="20"/>
               </w:rPr>
-              <w:t>年齢 中央値 (範囲)</w:t>
+              <w:t>Grade 3 非血液毒性</w:t>
             </w:r>
           </w:p>
         </w:tc>
@@ -514,7 +1160,7 @@
               <w:rPr>
                 <w:sz w:val="20"/>
               </w:rPr>
-              <w:t>62 (24-78)</w:t>
+              <w:t>1レベル減量 (100 mg)</w:t>
             </w:r>
           </w:p>
         </w:tc>
@@ -528,7 +1174,7 @@
               <w:rPr>
                 <w:sz w:val="20"/>
               </w:rPr>
-              <w:t>64 (28-79)</w:t>
+              <w:t>1レベル減量 (50 mg)</w:t>
             </w:r>
           </w:p>
         </w:tc>
@@ -542,7 +1188,7 @@
               <w:rPr>
                 <w:sz w:val="20"/>
               </w:rPr>
-              <w:t>63 (26-80)</w:t>
+              <w:t>投与中止</w:t>
             </w:r>
           </w:p>
         </w:tc>
@@ -558,7 +1204,7 @@
               <w:rPr>
                 <w:sz w:val="20"/>
               </w:rPr>
-              <w:t>男性 n (%)</w:t>
+              <w:t>Grade 4 血液毒性</w:t>
             </w:r>
           </w:p>
         </w:tc>
@@ -572,7 +1218,7 @@
               <w:rPr>
                 <w:sz w:val="20"/>
               </w:rPr>
-              <w:t>34 (56.7)</w:t>
+              <w:t>1レベル減量</w:t>
             </w:r>
           </w:p>
         </w:tc>
@@ -586,7 +1232,7 @@
               <w:rPr>
                 <w:sz w:val="20"/>
               </w:rPr>
-              <w:t>36 (60.0)</w:t>
+              <w:t>1レベル減量</w:t>
             </w:r>
           </w:p>
         </w:tc>
@@ -600,7 +1246,7 @@
               <w:rPr>
                 <w:sz w:val="20"/>
               </w:rPr>
-              <w:t>33 (55.0)</w:t>
+              <w:t>投与中止</w:t>
             </w:r>
           </w:p>
         </w:tc>
@@ -616,7 +1262,7 @@
               <w:rPr>
                 <w:sz w:val="20"/>
               </w:rPr>
-              <w:t>ECOG 0</w:t>
+              <w:t>QTc &gt; 500 ms</w:t>
             </w:r>
           </w:p>
         </w:tc>
@@ -630,7 +1276,7 @@
               <w:rPr>
                 <w:sz w:val="20"/>
               </w:rPr>
-              <w:t>38 (63.3)</w:t>
+              <w:t>休薬 → 500 ms未満で1レベル減量再開</w:t>
             </w:r>
           </w:p>
         </w:tc>
@@ -644,7 +1290,7 @@
               <w:rPr>
                 <w:sz w:val="20"/>
               </w:rPr>
-              <w:t>36 (60.0)</w:t>
+              <w:t>投与中止</w:t>
             </w:r>
           </w:p>
         </w:tc>
@@ -658,7 +1304,7 @@
               <w:rPr>
                 <w:sz w:val="20"/>
               </w:rPr>
-              <w:t>37 (61.7)</w:t>
+              <w:t>―</w:t>
             </w:r>
           </w:p>
         </w:tc>
@@ -674,7 +1320,7 @@
               <w:rPr>
                 <w:sz w:val="20"/>
               </w:rPr>
-              <w:t>ECOG 1</w:t>
+              <w:t>肝機能異常 (AST/ALT &gt; 5×ULN)</w:t>
             </w:r>
           </w:p>
         </w:tc>
@@ -688,7 +1334,7 @@
               <w:rPr>
                 <w:sz w:val="20"/>
               </w:rPr>
-              <w:t>22 (36.7)</w:t>
+              <w:t>休薬 → 3×ULN未満で1レベル減量再開</w:t>
             </w:r>
           </w:p>
         </w:tc>
@@ -702,7 +1348,7 @@
               <w:rPr>
                 <w:sz w:val="20"/>
               </w:rPr>
-              <w:t>24 (40.0)</w:t>
+              <w:t>投与中止</w:t>
             </w:r>
           </w:p>
         </w:tc>
@@ -716,7 +1362,216 @@
               <w:rPr>
                 <w:sz w:val="20"/>
               </w:rPr>
-              <w:t>23 (38.3)</w:t>
+              <w:t>―</w:t>
+            </w:r>
+          </w:p>
+        </w:tc>
+      </w:tr>
+    </w:tbl>
+    <w:p/>
+    <w:p>
+      <w:pPr>
+        <w:pStyle w:val="Heading2"/>
+      </w:pPr>
+      <w:r>
+        <w:t>5.2 併用療法および禁止療法</w:t>
+      </w:r>
+    </w:p>
+    <w:p>
+      <w:r>
+        <w:rPr>
+          <w:sz w:val="22"/>
+        </w:rPr>
+        <w:t>併用可能: 支持療法薬 (制吐剤、下痢止め、鎮痛剤等)、基礎疾患に対する既存治療の継続。禁止: 他の抗腫瘍薬、免疫抑制薬 (プロトコル指定を除く)、強力な CYP3A4 阻害薬・誘導薬、および試験期間中の生ワクチン接種。</w:t>
+      </w:r>
+    </w:p>
+    <w:p>
+      <w:pPr>
+        <w:pStyle w:val="Heading1"/>
+      </w:pPr>
+      <w:r>
+        <w:t>6. 評価項目</w:t>
+      </w:r>
+    </w:p>
+    <w:p>
+      <w:r>
+        <w:rPr>
+          <w:sz w:val="22"/>
+        </w:rPr>
+        <w:t>主要評価項目: 独立中央判定 (BICR) による RECIST v1.1 基準に基づく無増悪生存期間 (PFS)。PFS は無作為化割付日から、疾患進行または全ての原因による死亡のいずれか早い方の日までの期間と定義する。</w:t>
+      </w:r>
+    </w:p>
+    <w:p>
+      <w:r>
+        <w:rPr>
+          <w:sz w:val="22"/>
+        </w:rPr>
+        <w:t>副次評価項目:</w:t>
+      </w:r>
+    </w:p>
+    <w:p>
+      <w:r>
+        <w:rPr>
+          <w:sz w:val="22"/>
+        </w:rPr>
+        <w:t>① 全生存期間 (OS): 無作為化割付日から死亡日までの期間</w:t>
+      </w:r>
+    </w:p>
+    <w:p>
+      <w:r>
+        <w:rPr>
+          <w:sz w:val="22"/>
+        </w:rPr>
+        <w:t>② 客観的奏効率 (ORR): RECIST v1.1 における CR + PR の割合</w:t>
+      </w:r>
+    </w:p>
+    <w:p>
+      <w:r>
+        <w:rPr>
+          <w:sz w:val="22"/>
+        </w:rPr>
+        <w:t>③ 奏効期間 (DOR): 初回奏効確認日から進行/死亡までの期間</w:t>
+      </w:r>
+    </w:p>
+    <w:p>
+      <w:r>
+        <w:rPr>
+          <w:sz w:val="22"/>
+        </w:rPr>
+        <w:t>④ 病勢制御率 (DCR): CR + PR + SD の割合</w:t>
+      </w:r>
+    </w:p>
+    <w:p>
+      <w:r>
+        <w:rPr>
+          <w:sz w:val="22"/>
+        </w:rPr>
+        <w:t>⑤ 有害事象の発現頻度および重症度 (CTCAE v5.0)</w:t>
+      </w:r>
+    </w:p>
+    <w:p>
+      <w:r>
+        <w:rPr>
+          <w:sz w:val="22"/>
+        </w:rPr>
+        <w:t>⑥ 患者報告アウトカム: EORTC QLQ-C30 スコアの経時変化</w:t>
+      </w:r>
+    </w:p>
+    <w:p>
+      <w:r>
+        <w:rPr>
+          <w:sz w:val="22"/>
+        </w:rPr>
+        <w:t>⑦ 薬物動態パラメータ (Cmax, AUC0-24, t1/2, Ctrough)</w:t>
+      </w:r>
+    </w:p>
+    <w:p>
+      <w:pPr>
+        <w:pStyle w:val="Heading1"/>
+      </w:pPr>
+      <w:r>
+        <w:t>7. 検査・評価スケジュール</w:t>
+      </w:r>
+    </w:p>
+    <w:p>
+      <w:r>
+        <w:rPr>
+          <w:sz w:val="22"/>
+        </w:rPr>
+        <w:t>各来院時に実施する検査・評価の概要を以下に示す。詳細は治験実施計画書本文の「検査・評価スケジュール表 (Schedule of Assessments)」を参照する。</w:t>
+      </w:r>
+    </w:p>
+    <w:tbl>
+      <w:tblPr>
+        <w:tblStyle w:val="LightGrid-Accent1"/>
+        <w:tblW w:type="auto" w:w="0"/>
+        <w:tblLook w:firstColumn="1" w:firstRow="1" w:lastColumn="0" w:lastRow="0" w:noHBand="0" w:noVBand="1" w:val="04A0"/>
+      </w:tblPr>
+      <w:tblGrid>
+        <w:gridCol w:w="1728"/>
+        <w:gridCol w:w="1728"/>
+        <w:gridCol w:w="1728"/>
+        <w:gridCol w:w="1728"/>
+        <w:gridCol w:w="1728"/>
+      </w:tblGrid>
+      <w:tr>
+        <w:tc>
+          <w:tcPr>
+            <w:tcW w:type="dxa" w:w="1728"/>
+            <w:shd w:val="clear" w:color="auto" w:fill="D9E2F3"/>
+            <w:vAlign w:val="center"/>
+          </w:tcPr>
+          <w:p>
+            <w:r>
+              <w:rPr>
+                <w:b/>
+                <w:sz w:val="20"/>
+              </w:rPr>
+              <w:t>評価項目</w:t>
+            </w:r>
+          </w:p>
+        </w:tc>
+        <w:tc>
+          <w:tcPr>
+            <w:tcW w:type="dxa" w:w="1728"/>
+            <w:shd w:val="clear" w:color="auto" w:fill="D9E2F3"/>
+            <w:vAlign w:val="center"/>
+          </w:tcPr>
+          <w:p>
+            <w:r>
+              <w:rPr>
+                <w:b/>
+                <w:sz w:val="20"/>
+              </w:rPr>
+              <w:t>スクリーニング (-28日〜-1日)</w:t>
+            </w:r>
+          </w:p>
+        </w:tc>
+        <w:tc>
+          <w:tcPr>
+            <w:tcW w:type="dxa" w:w="1728"/>
+            <w:shd w:val="clear" w:color="auto" w:fill="D9E2F3"/>
+            <w:vAlign w:val="center"/>
+          </w:tcPr>
+          <w:p>
+            <w:r>
+              <w:rPr>
+                <w:b/>
+                <w:sz w:val="20"/>
+              </w:rPr>
+              <w:t>サイクル1</w:t>
+            </w:r>
+          </w:p>
+        </w:tc>
+        <w:tc>
+          <w:tcPr>
+            <w:tcW w:type="dxa" w:w="1728"/>
+            <w:shd w:val="clear" w:color="auto" w:fill="D9E2F3"/>
+            <w:vAlign w:val="center"/>
+          </w:tcPr>
+          <w:p>
+            <w:r>
+              <w:rPr>
+                <w:b/>
+                <w:sz w:val="20"/>
+              </w:rPr>
+              <w:t>サイクル2以降</w:t>
+            </w:r>
+          </w:p>
+        </w:tc>
+        <w:tc>
+          <w:tcPr>
+            <w:tcW w:type="dxa" w:w="1728"/>
+            <w:shd w:val="clear" w:color="auto" w:fill="D9E2F3"/>
+            <w:vAlign w:val="center"/>
+          </w:tcPr>
+          <w:p>
+            <w:r>
+              <w:rPr>
+                <w:b/>
+                <w:sz w:val="20"/>
+              </w:rPr>
+              <w:t>追跡調査</w:t>
             </w:r>
           </w:p>
         </w:tc>
@@ -724,7 +1579,7 @@
       <w:tr>
         <w:tc>
           <w:tcPr>
-            <w:tcW w:type="dxa" w:w="2160"/>
+            <w:tcW w:type="dxa" w:w="1728"/>
             <w:vAlign w:val="center"/>
           </w:tcPr>
           <w:p>
@@ -732,13 +1587,13 @@
               <w:rPr>
                 <w:sz w:val="20"/>
               </w:rPr>
-              <w:t>前治療歴 中央値</w:t>
+              <w:t>同意取得</w:t>
             </w:r>
           </w:p>
         </w:tc>
         <w:tc>
           <w:tcPr>
-            <w:tcW w:type="dxa" w:w="2160"/>
+            <w:tcW w:type="dxa" w:w="1728"/>
             <w:vAlign w:val="center"/>
           </w:tcPr>
           <w:p>
@@ -746,13 +1601,13 @@
               <w:rPr>
                 <w:sz w:val="20"/>
               </w:rPr>
-              <w:t>2 (1-4)</w:t>
+              <w:t>○</w:t>
             </w:r>
           </w:p>
         </w:tc>
         <w:tc>
           <w:tcPr>
-            <w:tcW w:type="dxa" w:w="2160"/>
+            <w:tcW w:type="dxa" w:w="1728"/>
             <w:vAlign w:val="center"/>
           </w:tcPr>
           <w:p>
@@ -760,13 +1615,13 @@
               <w:rPr>
                 <w:sz w:val="20"/>
               </w:rPr>
-              <w:t>2 (1-5)</w:t>
+              <w:t>―</w:t>
             </w:r>
           </w:p>
         </w:tc>
         <w:tc>
           <w:tcPr>
-            <w:tcW w:type="dxa" w:w="2160"/>
+            <w:tcW w:type="dxa" w:w="1728"/>
             <w:vAlign w:val="center"/>
           </w:tcPr>
           <w:p>
@@ -774,7 +1629,885 @@
               <w:rPr>
                 <w:sz w:val="20"/>
               </w:rPr>
-              <w:t>2 (1-4)</w:t>
+              <w:t>―</w:t>
+            </w:r>
+          </w:p>
+        </w:tc>
+        <w:tc>
+          <w:tcPr>
+            <w:tcW w:type="dxa" w:w="1728"/>
+            <w:vAlign w:val="center"/>
+          </w:tcPr>
+          <w:p>
+            <w:r>
+              <w:rPr>
+                <w:sz w:val="20"/>
+              </w:rPr>
+              <w:t>―</w:t>
+            </w:r>
+          </w:p>
+        </w:tc>
+      </w:tr>
+      <w:tr>
+        <w:tc>
+          <w:tcPr>
+            <w:tcW w:type="dxa" w:w="1728"/>
+            <w:vAlign w:val="center"/>
+          </w:tcPr>
+          <w:p>
+            <w:r>
+              <w:rPr>
+                <w:sz w:val="20"/>
+              </w:rPr>
+              <w:t>病歴・身体診察</w:t>
+            </w:r>
+          </w:p>
+        </w:tc>
+        <w:tc>
+          <w:tcPr>
+            <w:tcW w:type="dxa" w:w="1728"/>
+            <w:vAlign w:val="center"/>
+          </w:tcPr>
+          <w:p>
+            <w:r>
+              <w:rPr>
+                <w:sz w:val="20"/>
+              </w:rPr>
+              <w:t>○</w:t>
+            </w:r>
+          </w:p>
+        </w:tc>
+        <w:tc>
+          <w:tcPr>
+            <w:tcW w:type="dxa" w:w="1728"/>
+            <w:vAlign w:val="center"/>
+          </w:tcPr>
+          <w:p>
+            <w:r>
+              <w:rPr>
+                <w:sz w:val="20"/>
+              </w:rPr>
+              <w:t>○</w:t>
+            </w:r>
+          </w:p>
+        </w:tc>
+        <w:tc>
+          <w:tcPr>
+            <w:tcW w:type="dxa" w:w="1728"/>
+            <w:vAlign w:val="center"/>
+          </w:tcPr>
+          <w:p>
+            <w:r>
+              <w:rPr>
+                <w:sz w:val="20"/>
+              </w:rPr>
+              <w:t>○ (各サイクル初日)</w:t>
+            </w:r>
+          </w:p>
+        </w:tc>
+        <w:tc>
+          <w:tcPr>
+            <w:tcW w:type="dxa" w:w="1728"/>
+            <w:vAlign w:val="center"/>
+          </w:tcPr>
+          <w:p>
+            <w:r>
+              <w:rPr>
+                <w:sz w:val="20"/>
+              </w:rPr>
+              <w:t>○</w:t>
+            </w:r>
+          </w:p>
+        </w:tc>
+      </w:tr>
+      <w:tr>
+        <w:tc>
+          <w:tcPr>
+            <w:tcW w:type="dxa" w:w="1728"/>
+            <w:vAlign w:val="center"/>
+          </w:tcPr>
+          <w:p>
+            <w:r>
+              <w:rPr>
+                <w:sz w:val="20"/>
+              </w:rPr>
+              <w:t>バイタルサイン</w:t>
+            </w:r>
+          </w:p>
+        </w:tc>
+        <w:tc>
+          <w:tcPr>
+            <w:tcW w:type="dxa" w:w="1728"/>
+            <w:vAlign w:val="center"/>
+          </w:tcPr>
+          <w:p>
+            <w:r>
+              <w:rPr>
+                <w:sz w:val="20"/>
+              </w:rPr>
+              <w:t>○</w:t>
+            </w:r>
+          </w:p>
+        </w:tc>
+        <w:tc>
+          <w:tcPr>
+            <w:tcW w:type="dxa" w:w="1728"/>
+            <w:vAlign w:val="center"/>
+          </w:tcPr>
+          <w:p>
+            <w:r>
+              <w:rPr>
+                <w:sz w:val="20"/>
+              </w:rPr>
+              <w:t>○</w:t>
+            </w:r>
+          </w:p>
+        </w:tc>
+        <w:tc>
+          <w:tcPr>
+            <w:tcW w:type="dxa" w:w="1728"/>
+            <w:vAlign w:val="center"/>
+          </w:tcPr>
+          <w:p>
+            <w:r>
+              <w:rPr>
+                <w:sz w:val="20"/>
+              </w:rPr>
+              <w:t>○</w:t>
+            </w:r>
+          </w:p>
+        </w:tc>
+        <w:tc>
+          <w:tcPr>
+            <w:tcW w:type="dxa" w:w="1728"/>
+            <w:vAlign w:val="center"/>
+          </w:tcPr>
+          <w:p>
+            <w:r>
+              <w:rPr>
+                <w:sz w:val="20"/>
+              </w:rPr>
+              <w:t>○</w:t>
+            </w:r>
+          </w:p>
+        </w:tc>
+      </w:tr>
+      <w:tr>
+        <w:tc>
+          <w:tcPr>
+            <w:tcW w:type="dxa" w:w="1728"/>
+            <w:vAlign w:val="center"/>
+          </w:tcPr>
+          <w:p>
+            <w:r>
+              <w:rPr>
+                <w:sz w:val="20"/>
+              </w:rPr>
+              <w:t>ECOG PS</w:t>
+            </w:r>
+          </w:p>
+        </w:tc>
+        <w:tc>
+          <w:tcPr>
+            <w:tcW w:type="dxa" w:w="1728"/>
+            <w:vAlign w:val="center"/>
+          </w:tcPr>
+          <w:p>
+            <w:r>
+              <w:rPr>
+                <w:sz w:val="20"/>
+              </w:rPr>
+              <w:t>○</w:t>
+            </w:r>
+          </w:p>
+        </w:tc>
+        <w:tc>
+          <w:tcPr>
+            <w:tcW w:type="dxa" w:w="1728"/>
+            <w:vAlign w:val="center"/>
+          </w:tcPr>
+          <w:p>
+            <w:r>
+              <w:rPr>
+                <w:sz w:val="20"/>
+              </w:rPr>
+              <w:t>○</w:t>
+            </w:r>
+          </w:p>
+        </w:tc>
+        <w:tc>
+          <w:tcPr>
+            <w:tcW w:type="dxa" w:w="1728"/>
+            <w:vAlign w:val="center"/>
+          </w:tcPr>
+          <w:p>
+            <w:r>
+              <w:rPr>
+                <w:sz w:val="20"/>
+              </w:rPr>
+              <w:t>○</w:t>
+            </w:r>
+          </w:p>
+        </w:tc>
+        <w:tc>
+          <w:tcPr>
+            <w:tcW w:type="dxa" w:w="1728"/>
+            <w:vAlign w:val="center"/>
+          </w:tcPr>
+          <w:p>
+            <w:r>
+              <w:rPr>
+                <w:sz w:val="20"/>
+              </w:rPr>
+              <w:t>○</w:t>
+            </w:r>
+          </w:p>
+        </w:tc>
+      </w:tr>
+      <w:tr>
+        <w:tc>
+          <w:tcPr>
+            <w:tcW w:type="dxa" w:w="1728"/>
+            <w:vAlign w:val="center"/>
+          </w:tcPr>
+          <w:p>
+            <w:r>
+              <w:rPr>
+                <w:sz w:val="20"/>
+              </w:rPr>
+              <w:t>血液学的検査</w:t>
+            </w:r>
+          </w:p>
+        </w:tc>
+        <w:tc>
+          <w:tcPr>
+            <w:tcW w:type="dxa" w:w="1728"/>
+            <w:vAlign w:val="center"/>
+          </w:tcPr>
+          <w:p>
+            <w:r>
+              <w:rPr>
+                <w:sz w:val="20"/>
+              </w:rPr>
+              <w:t>○</w:t>
+            </w:r>
+          </w:p>
+        </w:tc>
+        <w:tc>
+          <w:tcPr>
+            <w:tcW w:type="dxa" w:w="1728"/>
+            <w:vAlign w:val="center"/>
+          </w:tcPr>
+          <w:p>
+            <w:r>
+              <w:rPr>
+                <w:sz w:val="20"/>
+              </w:rPr>
+              <w:t>○</w:t>
+            </w:r>
+          </w:p>
+        </w:tc>
+        <w:tc>
+          <w:tcPr>
+            <w:tcW w:type="dxa" w:w="1728"/>
+            <w:vAlign w:val="center"/>
+          </w:tcPr>
+          <w:p>
+            <w:r>
+              <w:rPr>
+                <w:sz w:val="20"/>
+              </w:rPr>
+              <w:t>○ (2週毎)</w:t>
+            </w:r>
+          </w:p>
+        </w:tc>
+        <w:tc>
+          <w:tcPr>
+            <w:tcW w:type="dxa" w:w="1728"/>
+            <w:vAlign w:val="center"/>
+          </w:tcPr>
+          <w:p>
+            <w:r>
+              <w:rPr>
+                <w:sz w:val="20"/>
+              </w:rPr>
+              <w:t>○</w:t>
+            </w:r>
+          </w:p>
+        </w:tc>
+      </w:tr>
+      <w:tr>
+        <w:tc>
+          <w:tcPr>
+            <w:tcW w:type="dxa" w:w="1728"/>
+            <w:vAlign w:val="center"/>
+          </w:tcPr>
+          <w:p>
+            <w:r>
+              <w:rPr>
+                <w:sz w:val="20"/>
+              </w:rPr>
+              <w:t>生化学的検査</w:t>
+            </w:r>
+          </w:p>
+        </w:tc>
+        <w:tc>
+          <w:tcPr>
+            <w:tcW w:type="dxa" w:w="1728"/>
+            <w:vAlign w:val="center"/>
+          </w:tcPr>
+          <w:p>
+            <w:r>
+              <w:rPr>
+                <w:sz w:val="20"/>
+              </w:rPr>
+              <w:t>○</w:t>
+            </w:r>
+          </w:p>
+        </w:tc>
+        <w:tc>
+          <w:tcPr>
+            <w:tcW w:type="dxa" w:w="1728"/>
+            <w:vAlign w:val="center"/>
+          </w:tcPr>
+          <w:p>
+            <w:r>
+              <w:rPr>
+                <w:sz w:val="20"/>
+              </w:rPr>
+              <w:t>○</w:t>
+            </w:r>
+          </w:p>
+        </w:tc>
+        <w:tc>
+          <w:tcPr>
+            <w:tcW w:type="dxa" w:w="1728"/>
+            <w:vAlign w:val="center"/>
+          </w:tcPr>
+          <w:p>
+            <w:r>
+              <w:rPr>
+                <w:sz w:val="20"/>
+              </w:rPr>
+              <w:t>○ (2週毎)</w:t>
+            </w:r>
+          </w:p>
+        </w:tc>
+        <w:tc>
+          <w:tcPr>
+            <w:tcW w:type="dxa" w:w="1728"/>
+            <w:vAlign w:val="center"/>
+          </w:tcPr>
+          <w:p>
+            <w:r>
+              <w:rPr>
+                <w:sz w:val="20"/>
+              </w:rPr>
+              <w:t>○</w:t>
+            </w:r>
+          </w:p>
+        </w:tc>
+      </w:tr>
+      <w:tr>
+        <w:tc>
+          <w:tcPr>
+            <w:tcW w:type="dxa" w:w="1728"/>
+            <w:vAlign w:val="center"/>
+          </w:tcPr>
+          <w:p>
+            <w:r>
+              <w:rPr>
+                <w:sz w:val="20"/>
+              </w:rPr>
+              <w:t>尿検査</w:t>
+            </w:r>
+          </w:p>
+        </w:tc>
+        <w:tc>
+          <w:tcPr>
+            <w:tcW w:type="dxa" w:w="1728"/>
+            <w:vAlign w:val="center"/>
+          </w:tcPr>
+          <w:p>
+            <w:r>
+              <w:rPr>
+                <w:sz w:val="20"/>
+              </w:rPr>
+              <w:t>○</w:t>
+            </w:r>
+          </w:p>
+        </w:tc>
+        <w:tc>
+          <w:tcPr>
+            <w:tcW w:type="dxa" w:w="1728"/>
+            <w:vAlign w:val="center"/>
+          </w:tcPr>
+          <w:p>
+            <w:r>
+              <w:rPr>
+                <w:sz w:val="20"/>
+              </w:rPr>
+              <w:t>○</w:t>
+            </w:r>
+          </w:p>
+        </w:tc>
+        <w:tc>
+          <w:tcPr>
+            <w:tcW w:type="dxa" w:w="1728"/>
+            <w:vAlign w:val="center"/>
+          </w:tcPr>
+          <w:p>
+            <w:r>
+              <w:rPr>
+                <w:sz w:val="20"/>
+              </w:rPr>
+              <w:t>○ (4週毎)</w:t>
+            </w:r>
+          </w:p>
+        </w:tc>
+        <w:tc>
+          <w:tcPr>
+            <w:tcW w:type="dxa" w:w="1728"/>
+            <w:vAlign w:val="center"/>
+          </w:tcPr>
+          <w:p>
+            <w:r>
+              <w:rPr>
+                <w:sz w:val="20"/>
+              </w:rPr>
+              <w:t>―</w:t>
+            </w:r>
+          </w:p>
+        </w:tc>
+      </w:tr>
+      <w:tr>
+        <w:tc>
+          <w:tcPr>
+            <w:tcW w:type="dxa" w:w="1728"/>
+            <w:vAlign w:val="center"/>
+          </w:tcPr>
+          <w:p>
+            <w:r>
+              <w:rPr>
+                <w:sz w:val="20"/>
+              </w:rPr>
+              <w:t>心電図 (12誘導)</w:t>
+            </w:r>
+          </w:p>
+        </w:tc>
+        <w:tc>
+          <w:tcPr>
+            <w:tcW w:type="dxa" w:w="1728"/>
+            <w:vAlign w:val="center"/>
+          </w:tcPr>
+          <w:p>
+            <w:r>
+              <w:rPr>
+                <w:sz w:val="20"/>
+              </w:rPr>
+              <w:t>○</w:t>
+            </w:r>
+          </w:p>
+        </w:tc>
+        <w:tc>
+          <w:tcPr>
+            <w:tcW w:type="dxa" w:w="1728"/>
+            <w:vAlign w:val="center"/>
+          </w:tcPr>
+          <w:p>
+            <w:r>
+              <w:rPr>
+                <w:sz w:val="20"/>
+              </w:rPr>
+              <w:t>○</w:t>
+            </w:r>
+          </w:p>
+        </w:tc>
+        <w:tc>
+          <w:tcPr>
+            <w:tcW w:type="dxa" w:w="1728"/>
+            <w:vAlign w:val="center"/>
+          </w:tcPr>
+          <w:p>
+            <w:r>
+              <w:rPr>
+                <w:sz w:val="20"/>
+              </w:rPr>
+              <w:t>○ (4週毎)</w:t>
+            </w:r>
+          </w:p>
+        </w:tc>
+        <w:tc>
+          <w:tcPr>
+            <w:tcW w:type="dxa" w:w="1728"/>
+            <w:vAlign w:val="center"/>
+          </w:tcPr>
+          <w:p>
+            <w:r>
+              <w:rPr>
+                <w:sz w:val="20"/>
+              </w:rPr>
+              <w:t>○</w:t>
+            </w:r>
+          </w:p>
+        </w:tc>
+      </w:tr>
+      <w:tr>
+        <w:tc>
+          <w:tcPr>
+            <w:tcW w:type="dxa" w:w="1728"/>
+            <w:vAlign w:val="center"/>
+          </w:tcPr>
+          <w:p>
+            <w:r>
+              <w:rPr>
+                <w:sz w:val="20"/>
+              </w:rPr>
+              <w:t>画像評価 (CT/MRI)</w:t>
+            </w:r>
+          </w:p>
+        </w:tc>
+        <w:tc>
+          <w:tcPr>
+            <w:tcW w:type="dxa" w:w="1728"/>
+            <w:vAlign w:val="center"/>
+          </w:tcPr>
+          <w:p>
+            <w:r>
+              <w:rPr>
+                <w:sz w:val="20"/>
+              </w:rPr>
+              <w:t>○</w:t>
+            </w:r>
+          </w:p>
+        </w:tc>
+        <w:tc>
+          <w:tcPr>
+            <w:tcW w:type="dxa" w:w="1728"/>
+            <w:vAlign w:val="center"/>
+          </w:tcPr>
+          <w:p>
+            <w:r>
+              <w:rPr>
+                <w:sz w:val="20"/>
+              </w:rPr>
+              <w:t>―</w:t>
+            </w:r>
+          </w:p>
+        </w:tc>
+        <w:tc>
+          <w:tcPr>
+            <w:tcW w:type="dxa" w:w="1728"/>
+            <w:vAlign w:val="center"/>
+          </w:tcPr>
+          <w:p>
+            <w:r>
+              <w:rPr>
+                <w:sz w:val="20"/>
+              </w:rPr>
+              <w:t>○ (8週毎)</w:t>
+            </w:r>
+          </w:p>
+        </w:tc>
+        <w:tc>
+          <w:tcPr>
+            <w:tcW w:type="dxa" w:w="1728"/>
+            <w:vAlign w:val="center"/>
+          </w:tcPr>
+          <w:p>
+            <w:r>
+              <w:rPr>
+                <w:sz w:val="20"/>
+              </w:rPr>
+              <w:t>○</w:t>
+            </w:r>
+          </w:p>
+        </w:tc>
+      </w:tr>
+      <w:tr>
+        <w:tc>
+          <w:tcPr>
+            <w:tcW w:type="dxa" w:w="1728"/>
+            <w:vAlign w:val="center"/>
+          </w:tcPr>
+          <w:p>
+            <w:r>
+              <w:rPr>
+                <w:sz w:val="20"/>
+              </w:rPr>
+              <w:t>QLQ-C30</w:t>
+            </w:r>
+          </w:p>
+        </w:tc>
+        <w:tc>
+          <w:tcPr>
+            <w:tcW w:type="dxa" w:w="1728"/>
+            <w:vAlign w:val="center"/>
+          </w:tcPr>
+          <w:p>
+            <w:r>
+              <w:rPr>
+                <w:sz w:val="20"/>
+              </w:rPr>
+              <w:t>○</w:t>
+            </w:r>
+          </w:p>
+        </w:tc>
+        <w:tc>
+          <w:tcPr>
+            <w:tcW w:type="dxa" w:w="1728"/>
+            <w:vAlign w:val="center"/>
+          </w:tcPr>
+          <w:p>
+            <w:r>
+              <w:rPr>
+                <w:sz w:val="20"/>
+              </w:rPr>
+              <w:t>○</w:t>
+            </w:r>
+          </w:p>
+        </w:tc>
+        <w:tc>
+          <w:tcPr>
+            <w:tcW w:type="dxa" w:w="1728"/>
+            <w:vAlign w:val="center"/>
+          </w:tcPr>
+          <w:p>
+            <w:r>
+              <w:rPr>
+                <w:sz w:val="20"/>
+              </w:rPr>
+              <w:t>○ (各サイクル初日)</w:t>
+            </w:r>
+          </w:p>
+        </w:tc>
+        <w:tc>
+          <w:tcPr>
+            <w:tcW w:type="dxa" w:w="1728"/>
+            <w:vAlign w:val="center"/>
+          </w:tcPr>
+          <w:p>
+            <w:r>
+              <w:rPr>
+                <w:sz w:val="20"/>
+              </w:rPr>
+              <w:t>○</w:t>
+            </w:r>
+          </w:p>
+        </w:tc>
+      </w:tr>
+      <w:tr>
+        <w:tc>
+          <w:tcPr>
+            <w:tcW w:type="dxa" w:w="1728"/>
+            <w:vAlign w:val="center"/>
+          </w:tcPr>
+          <w:p>
+            <w:r>
+              <w:rPr>
+                <w:sz w:val="20"/>
+              </w:rPr>
+              <w:t>PK 採血</w:t>
+            </w:r>
+          </w:p>
+        </w:tc>
+        <w:tc>
+          <w:tcPr>
+            <w:tcW w:type="dxa" w:w="1728"/>
+            <w:vAlign w:val="center"/>
+          </w:tcPr>
+          <w:p>
+            <w:r>
+              <w:rPr>
+                <w:sz w:val="20"/>
+              </w:rPr>
+              <w:t>―</w:t>
+            </w:r>
+          </w:p>
+        </w:tc>
+        <w:tc>
+          <w:tcPr>
+            <w:tcW w:type="dxa" w:w="1728"/>
+            <w:vAlign w:val="center"/>
+          </w:tcPr>
+          <w:p>
+            <w:r>
+              <w:rPr>
+                <w:sz w:val="20"/>
+              </w:rPr>
+              <w:t>○</w:t>
+            </w:r>
+          </w:p>
+        </w:tc>
+        <w:tc>
+          <w:tcPr>
+            <w:tcW w:type="dxa" w:w="1728"/>
+            <w:vAlign w:val="center"/>
+          </w:tcPr>
+          <w:p>
+            <w:r>
+              <w:rPr>
+                <w:sz w:val="20"/>
+              </w:rPr>
+              <w:t>○ (Cycle 2, 4)</w:t>
+            </w:r>
+          </w:p>
+        </w:tc>
+        <w:tc>
+          <w:tcPr>
+            <w:tcW w:type="dxa" w:w="1728"/>
+            <w:vAlign w:val="center"/>
+          </w:tcPr>
+          <w:p>
+            <w:r>
+              <w:rPr>
+                <w:sz w:val="20"/>
+              </w:rPr>
+              <w:t>―</w:t>
+            </w:r>
+          </w:p>
+        </w:tc>
+      </w:tr>
+      <w:tr>
+        <w:tc>
+          <w:tcPr>
+            <w:tcW w:type="dxa" w:w="1728"/>
+            <w:vAlign w:val="center"/>
+          </w:tcPr>
+          <w:p>
+            <w:r>
+              <w:rPr>
+                <w:sz w:val="20"/>
+              </w:rPr>
+              <w:t>ctDNA 採血</w:t>
+            </w:r>
+          </w:p>
+        </w:tc>
+        <w:tc>
+          <w:tcPr>
+            <w:tcW w:type="dxa" w:w="1728"/>
+            <w:vAlign w:val="center"/>
+          </w:tcPr>
+          <w:p>
+            <w:r>
+              <w:rPr>
+                <w:sz w:val="20"/>
+              </w:rPr>
+              <w:t>○</w:t>
+            </w:r>
+          </w:p>
+        </w:tc>
+        <w:tc>
+          <w:tcPr>
+            <w:tcW w:type="dxa" w:w="1728"/>
+            <w:vAlign w:val="center"/>
+          </w:tcPr>
+          <w:p>
+            <w:r>
+              <w:rPr>
+                <w:sz w:val="20"/>
+              </w:rPr>
+              <w:t>○</w:t>
+            </w:r>
+          </w:p>
+        </w:tc>
+        <w:tc>
+          <w:tcPr>
+            <w:tcW w:type="dxa" w:w="1728"/>
+            <w:vAlign w:val="center"/>
+          </w:tcPr>
+          <w:p>
+            <w:r>
+              <w:rPr>
+                <w:sz w:val="20"/>
+              </w:rPr>
+              <w:t>○ (Cycle 3, 6)</w:t>
+            </w:r>
+          </w:p>
+        </w:tc>
+        <w:tc>
+          <w:tcPr>
+            <w:tcW w:type="dxa" w:w="1728"/>
+            <w:vAlign w:val="center"/>
+          </w:tcPr>
+          <w:p>
+            <w:r>
+              <w:rPr>
+                <w:sz w:val="20"/>
+              </w:rPr>
+              <w:t>○</w:t>
+            </w:r>
+          </w:p>
+        </w:tc>
+      </w:tr>
+      <w:tr>
+        <w:tc>
+          <w:tcPr>
+            <w:tcW w:type="dxa" w:w="1728"/>
+            <w:vAlign w:val="center"/>
+          </w:tcPr>
+          <w:p>
+            <w:r>
+              <w:rPr>
+                <w:sz w:val="20"/>
+              </w:rPr>
+              <w:t>有害事象評価</w:t>
+            </w:r>
+          </w:p>
+        </w:tc>
+        <w:tc>
+          <w:tcPr>
+            <w:tcW w:type="dxa" w:w="1728"/>
+            <w:vAlign w:val="center"/>
+          </w:tcPr>
+          <w:p>
+            <w:r>
+              <w:rPr>
+                <w:sz w:val="20"/>
+              </w:rPr>
+              <w:t>―</w:t>
+            </w:r>
+          </w:p>
+        </w:tc>
+        <w:tc>
+          <w:tcPr>
+            <w:tcW w:type="dxa" w:w="1728"/>
+            <w:vAlign w:val="center"/>
+          </w:tcPr>
+          <w:p>
+            <w:r>
+              <w:rPr>
+                <w:sz w:val="20"/>
+              </w:rPr>
+              <w:t>継続</w:t>
+            </w:r>
+          </w:p>
+        </w:tc>
+        <w:tc>
+          <w:tcPr>
+            <w:tcW w:type="dxa" w:w="1728"/>
+            <w:vAlign w:val="center"/>
+          </w:tcPr>
+          <w:p>
+            <w:r>
+              <w:rPr>
+                <w:sz w:val="20"/>
+              </w:rPr>
+              <w:t>継続</w:t>
+            </w:r>
+          </w:p>
+        </w:tc>
+        <w:tc>
+          <w:tcPr>
+            <w:tcW w:type="dxa" w:w="1728"/>
+            <w:vAlign w:val="center"/>
+          </w:tcPr>
+          <w:p>
+            <w:r>
+              <w:rPr>
+                <w:sz w:val="20"/>
+              </w:rPr>
+              <w:t>継続 (30日間)</w:t>
             </w:r>
           </w:p>
         </w:tc>
@@ -786,7 +2519,7 @@
         <w:pStyle w:val="Heading1"/>
       </w:pPr>
       <w:r>
-        <w:t>6. 薬物動態評価</w:t>
+        <w:t>8. 薬物動態評価</w:t>
       </w:r>
     </w:p>
     <w:p>
@@ -794,7 +2527,7 @@
         <w:rPr>
           <w:sz w:val="22"/>
         </w:rPr>
-        <w:t>各コホートで単回投与後および反復投与後の血漿中濃度を測定し、最高血漿中濃度 (Cmax)、血漿中濃度-時間曲線下面積 (AUC)、消失半減期 (t1/2) を算出する。下図に単回投与時の想定プロファイルを示す。</w:t>
+        <w:t>サイクル1初日 (単回投与) およびサイクル1第15日 (反復投与定常状態) において、投与前および投与後 0.5、1、2、4、8、12、24 時間の合計8点で PK 採血を実施する。サイクル2および4の初日には、投与前 (Ctrough) の1点のみ採血する。血漿中 DBX-101 濃度は、バリデート済みの LC-MS/MS 法により測定する。</w:t>
       </w:r>
     </w:p>
     <w:p>
@@ -847,11 +2580,19 @@
       </w:r>
     </w:p>
     <w:p>
+      <w:r>
+        <w:rPr>
+          <w:sz w:val="22"/>
+        </w:rPr>
+        <w:t>予備解析の結果、DBX-101 の薬物動態はほぼ線形であり、用量比例的に Cmax および AUC が増加すると予測される。反復投与時の蓄積係数は約 1.4 と推定される。</w:t>
+      </w:r>
+    </w:p>
+    <w:p>
       <w:pPr>
         <w:pStyle w:val="Heading1"/>
       </w:pPr>
       <w:r>
-        <w:t>7. 統計解析計画</w:t>
+        <w:t>9. 安全性評価</w:t>
       </w:r>
     </w:p>
     <w:p>
@@ -859,7 +2600,56 @@
         <w:rPr>
           <w:sz w:val="22"/>
         </w:rPr>
-        <w:t>主要解析はintention-to-treat集団を対象とし、Cox比例ハザードモデルを用いて群間のハザード比と95%信頼区間を推定する。検出力を80%とし、片側有意水準を0.025として症例数を設計している。</w:t>
+        <w:t>全ての有害事象は、CTCAE v5.0 に基づいて Grade 判定を行う。第I相試験の結果から予測される主な有害事象は、消化器症状 (悪心、下痢、食欲低下)、全身状態 (倦怠感、疲労)、および皮膚関連 (発疹、掻痒感) である。予測される重篤有害事象としては、Grade 3 以上の肝機能異常、および Grade 3 以上の好中球減少が挙げられる。</w:t>
+      </w:r>
+    </w:p>
+    <w:p>
+      <w:r>
+        <w:drawing>
+          <wp:inline xmlns:a="http://schemas.openxmlformats.org/drawingml/2006/main" xmlns:pic="http://schemas.openxmlformats.org/drawingml/2006/picture">
+            <wp:extent cx="5486400" cy="3038622"/>
+            <wp:docPr id="2" name="Picture 2"/>
+            <wp:cNvGraphicFramePr>
+              <a:graphicFrameLocks noChangeAspect="1"/>
+            </wp:cNvGraphicFramePr>
+            <a:graphic>
+              <a:graphicData uri="http://schemas.openxmlformats.org/drawingml/2006/picture">
+                <pic:pic>
+                  <pic:nvPicPr>
+                    <pic:cNvPr id="0" name="image.png"/>
+                    <pic:cNvPicPr/>
+                  </pic:nvPicPr>
+                  <pic:blipFill>
+                    <a:blip r:embed="rId12"/>
+                    <a:stretch>
+                      <a:fillRect/>
+                    </a:stretch>
+                  </pic:blipFill>
+                  <pic:spPr>
+                    <a:xfrm>
+                      <a:off x="0" y="0"/>
+                      <a:ext cx="5486400" cy="3038622"/>
+                    </a:xfrm>
+                    <a:prstGeom prst="rect"/>
+                  </pic:spPr>
+                </pic:pic>
+              </a:graphicData>
+            </a:graphic>
+          </wp:inline>
+        </w:drawing>
+      </w:r>
+    </w:p>
+    <w:p>
+      <w:pPr>
+        <w:jc w:val="center"/>
+      </w:pPr>
+      <w:r>
+        <w:rPr>
+          <w:i/>
+          <w:color w:val="555555"/>
+          <w:sz w:val="18"/>
+        </w:rPr>
+        <w:t>図2. 投与群別 CTCAE Grade 別 有害事象発現例数 (想定値、模擬データ)</w:t>
       </w:r>
     </w:p>
     <w:p>
@@ -867,7 +2657,15 @@
         <w:pStyle w:val="Heading1"/>
       </w:pPr>
       <w:r>
-        <w:t>8. 参考規制ガイドライン</w:t>
+        <w:t>10. 統計解析計画</w:t>
+      </w:r>
+    </w:p>
+    <w:p>
+      <w:pPr>
+        <w:pStyle w:val="Heading2"/>
+      </w:pPr>
+      <w:r>
+        <w:t>10.1 症例数設計</w:t>
       </w:r>
     </w:p>
     <w:p>
@@ -875,7 +2673,111 @@
         <w:rPr>
           <w:sz w:val="22"/>
         </w:rPr>
-        <w:t>本試験は、ICH E6 (R2) Good Clinical Practice ガイドラインおよび医薬品、医療機器等の品質、有効性及び安全性の確保等に関する法律 (医薬品医療機器等法) を遵守して実施される。</w:t>
+        <w:t>対照群の PFS 中央値を 6.5 か月、DBX-101 高用量群の PFS 中央値を 10.4 か月と仮定した場合、片側有意水準 0.025、検出力 80%、追跡打切り率 15% を仮定し、必要症例数は各群 60 例、合計 180 例と算出された。</w:t>
+      </w:r>
+    </w:p>
+    <w:p>
+      <w:pPr>
+        <w:pStyle w:val="Heading2"/>
+      </w:pPr>
+      <w:r>
+        <w:t>10.2 主要解析</w:t>
+      </w:r>
+    </w:p>
+    <w:p>
+      <w:r>
+        <w:rPr>
+          <w:sz w:val="22"/>
+        </w:rPr>
+        <w:t>主要解析集団は無作為化された全患者からなる ITT 集団とする。群間の PFS 比較は、層別因子で層別化した Log-rank 検定を用いて実施する。ハザード比および 95% 信頼区間は、層別化 Cox 比例ハザードモデルにより推定する。</w:t>
+      </w:r>
+    </w:p>
+    <w:p>
+      <w:pPr>
+        <w:pStyle w:val="Heading2"/>
+      </w:pPr>
+      <w:r>
+        <w:t>10.3 中間解析</w:t>
+      </w:r>
+    </w:p>
+    <w:p>
+      <w:r>
+        <w:rPr>
+          <w:sz w:val="22"/>
+        </w:rPr>
+        <w:t>PFS イベント発生数が計画総イベント数の 70% に到達した時点で、独立データモニタリング委員会 (IDMC) による中間解析を実施する。無効性中止基準として、条件付検出力が 10% 未満となった場合は試験中止を勧告する。α消費関数は O'Brien-Fleming 型を採用する。</w:t>
+      </w:r>
+    </w:p>
+    <w:p>
+      <w:pPr>
+        <w:pStyle w:val="Heading2"/>
+      </w:pPr>
+      <w:r>
+        <w:t>10.4 感度解析および部分集団解析</w:t>
+      </w:r>
+    </w:p>
+    <w:p>
+      <w:r>
+        <w:rPr>
+          <w:sz w:val="22"/>
+        </w:rPr>
+        <w:t>主要評価項目については、per-protocol 集団を対象とした感度解析、および事前に規定された部分集団 (年齢、性別、ECOG PS、前治療数等)における Cox モデルによる部分集団解析を実施する。</w:t>
+      </w:r>
+    </w:p>
+    <w:p>
+      <w:pPr>
+        <w:pStyle w:val="Heading1"/>
+      </w:pPr>
+      <w:r>
+        <w:t>11. データモニタリング委員会</w:t>
+      </w:r>
+    </w:p>
+    <w:p>
+      <w:r>
+        <w:rPr>
+          <w:sz w:val="22"/>
+        </w:rPr>
+        <w:t>本試験には独立データモニタリング委員会 (IDMC) を設置する。IDMC は、当該領域に精通した治験責任医師 3 名 (うち 1 名は生物統計家) から構成され、登録開始後 6 か月毎、および中間解析時点において、安全性および有効性データをレビューする。</w:t>
+      </w:r>
+    </w:p>
+    <w:p>
+      <w:pPr>
+        <w:pStyle w:val="Heading1"/>
+      </w:pPr>
+      <w:r>
+        <w:t>12. 倫理的および規制上の考慮事項</w:t>
+      </w:r>
+    </w:p>
+    <w:p>
+      <w:r>
+        <w:rPr>
+          <w:sz w:val="22"/>
+        </w:rPr>
+        <w:t>本試験は、ヘルシンキ宣言、ICH E6 (R2) Good Clinical Practice、および医薬品医療機器等法を遵守して実施される。試験開始前に、各実施医療機関の治験審査委員会 (IRB) の承認、および医薬品医療機器総合機構 (PMDA) への治験届出を完了する。</w:t>
+      </w:r>
+    </w:p>
+    <w:p>
+      <w:r>
+        <w:rPr>
+          <w:sz w:val="22"/>
+        </w:rPr>
+        <w:t>全ての被験者は、試験参加前に治験の目的、方法、予想される利益および不利益について、治験責任医師から十分な説明を受け、自由意思による文書同意を提供する。被験者は、いかなる不利益を被ることなく、いつでも同意を撤回する権利を有する。</w:t>
+      </w:r>
+    </w:p>
+    <w:p>
+      <w:pPr>
+        <w:pStyle w:val="Heading1"/>
+      </w:pPr>
+      <w:r>
+        <w:t>13. 試験組織および連絡先</w:t>
+      </w:r>
+    </w:p>
+    <w:p>
+      <w:r>
+        <w:rPr>
+          <w:sz w:val="22"/>
+        </w:rPr>
+        <w:t>治験調整医師: 本試験の医学的な統括を担当する。生物統計責任者: 統計解析計画書の作成および統計解析を担当する。データマネジメント責任者: EDC の管理およびデータクリーニングを担当する。モニタリング担当: CRA による定期的なモニタリング訪問を実施する。</w:t>
       </w:r>
     </w:p>
     <w:sectPr>
@@ -930,7 +2832,7 @@
         <w:color w:val="555555"/>
         <w:sz w:val="18"/>
       </w:rPr>
-      <w:t>治験実施計画書 概要  |  DBX101-JP-002  |  版 2.0 (2026年3月15日)</w:t>
+      <w:t>治験実施計画書  概要  |  DBX101-JP-002  |  版 2.0 (2026年3月15日)</w:t>
     </w:r>
   </w:p>
 </w:hdr>
